--- a/Шаблон реферата Шмаков В.В. — копия.docx
+++ b/Шаблон реферата Шмаков В.В. — копия.docx
@@ -161,21 +161,7 @@
           <w:b/>
           <w:bCs/>
         </w:rPr>
-        <w:t xml:space="preserve">Реализация взаимодействия агента со </w:t>
-      </w:r>
-      <w:r>
-        <w:rPr>
-          <w:b/>
-          <w:bCs/>
-        </w:rPr>
-        <w:t xml:space="preserve">стохастической </w:t>
-      </w:r>
-      <w:r>
-        <w:rPr>
-          <w:b/>
-          <w:bCs/>
-        </w:rPr>
-        <w:t>средой</w:t>
+        <w:t>Реализация взаимодействия агента со стохастической средой</w:t>
       </w:r>
       <w:r>
         <w:t>»</w:t>
@@ -1271,8 +1257,6 @@
       </w:r>
       <w:r>
         <w:rPr>
-          <w:b/>
-          <w:bCs/>
           <w:sz w:val="28"/>
           <w:szCs w:val="28"/>
           <w:lang w:eastAsia="en-US"/>
@@ -1285,15 +1269,23 @@
           <w:szCs w:val="28"/>
           <w:lang w:eastAsia="en-US"/>
         </w:rPr>
-        <w:t xml:space="preserve"> реализована городская среда доставки: агент стартует в одной из заданных точек и должен доехать до целевой области, пока по дорогам случайно движутся сторонние автомобили. Столкновение с машиной завершает эпизод аварией. Необходимо собрать статистику и проанализировать её, сделав выводы, а также построить диаграммы размаха («ящики с усами»), на которых изображены показатели средней скорости доставки и вероятности успеха доставки.</w:t>
-      </w:r>
-      <w:r>
-        <w:rPr>
-          <w:sz w:val="28"/>
-          <w:szCs w:val="28"/>
-          <w:lang w:eastAsia="en-US"/>
-        </w:rPr>
-        <w:t xml:space="preserve"> </w:t>
+        <w:t xml:space="preserve"> реализована городская среда доставки: агент стартует в одной из заданных точек и должен доехать до целевой области, пока по дорогам случайно движутся сторонние автомобили. Столкновение с машиной </w:t>
+      </w:r>
+      <w:r>
+        <w:rPr>
+          <w:sz w:val="28"/>
+          <w:szCs w:val="28"/>
+          <w:lang w:eastAsia="en-US"/>
+        </w:rPr>
+        <w:t xml:space="preserve">он </w:t>
+      </w:r>
+      <w:r>
+        <w:rPr>
+          <w:sz w:val="28"/>
+          <w:szCs w:val="28"/>
+          <w:lang w:eastAsia="en-US"/>
+        </w:rPr>
+        <w:t xml:space="preserve">завершает эпизод аварией. Необходимо собрать статистику и проанализировать её, сделав выводы, а также построить диаграммы размаха («ящики с усами»), на которых изображены показатели средней скорости доставки и вероятности успеха доставки. </w:t>
       </w:r>
     </w:p>
     <w:p>
@@ -1376,15 +1368,7 @@
           <w:sz w:val="28"/>
           <w:szCs w:val="28"/>
         </w:rPr>
-        <w:t>Вывести графики</w:t>
-      </w:r>
-      <w:r>
-        <w:rPr>
-          <w:rFonts w:ascii="Times New Roman" w:hAnsi="Times New Roman" w:cs="Times New Roman"/>
-          <w:sz w:val="28"/>
-          <w:szCs w:val="28"/>
-        </w:rPr>
-        <w:t>, иллюстрирующие изменение среднего количества шагов агента в зависимости от скорости генерации других транспортных средств.</w:t>
+        <w:t>Вывести графики, иллюстрирующие изменение среднего количества шагов агента в зависимости от скорости генерации других транспортных средств.</w:t>
       </w:r>
     </w:p>
     <w:p>
@@ -1449,47 +1433,7 @@
           <w:szCs w:val="28"/>
         </w:rPr>
         <w:lastRenderedPageBreak/>
-        <w:t>Показать в</w:t>
-      </w:r>
-      <w:r>
-        <w:rPr>
-          <w:rFonts w:ascii="Times New Roman" w:hAnsi="Times New Roman" w:cs="Times New Roman"/>
-          <w:sz w:val="28"/>
-          <w:szCs w:val="28"/>
-        </w:rPr>
-        <w:t>изуализаци</w:t>
-      </w:r>
-      <w:r>
-        <w:rPr>
-          <w:rFonts w:ascii="Times New Roman" w:hAnsi="Times New Roman" w:cs="Times New Roman"/>
-          <w:sz w:val="28"/>
-          <w:szCs w:val="28"/>
-        </w:rPr>
-        <w:t xml:space="preserve">ю </w:t>
-      </w:r>
-      <w:r>
-        <w:rPr>
-          <w:rFonts w:ascii="Times New Roman" w:hAnsi="Times New Roman" w:cs="Times New Roman"/>
-          <w:sz w:val="28"/>
-          <w:szCs w:val="28"/>
-        </w:rPr>
-        <w:t>перемещения агент</w:t>
-      </w:r>
-      <w:r>
-        <w:rPr>
-          <w:rFonts w:ascii="Times New Roman" w:hAnsi="Times New Roman" w:cs="Times New Roman"/>
-          <w:sz w:val="28"/>
-          <w:szCs w:val="28"/>
-        </w:rPr>
-        <w:t>а</w:t>
-      </w:r>
-      <w:r>
-        <w:rPr>
-          <w:rFonts w:ascii="Times New Roman" w:hAnsi="Times New Roman" w:cs="Times New Roman"/>
-          <w:sz w:val="28"/>
-          <w:szCs w:val="28"/>
-        </w:rPr>
-        <w:t xml:space="preserve"> по карте в виде анимированного файла или набора карт на каждой итерации после процесса настройки сети.</w:t>
+        <w:t>Показать визуализацию перемещения агента по карте в виде анимированного файла или набора карт на каждой итерации после процесса настройки сети.</w:t>
       </w:r>
     </w:p>
     <w:p>
@@ -2023,15 +1967,7 @@
           <w:szCs w:val="28"/>
           <w:lang w:eastAsia="en-US"/>
         </w:rPr>
-        <w:t>Динамика сторонних транспортных средств задается вероятностными правилами: на каждом шаге в точках генерации (3) с малой вероятностью (например, 0,02) может появиться новый автомобиль. Для каждого ТС генерируется время жизни от 15 до 150 шагов. Движение машин подчиняется правилу инерции (70%-я вероятность продолжить движение в прежнем направлении), выбору на развилках и выходу из тупиков. Если агент попадает в клетку, занятую автомобилем, происходит авария.</w:t>
-      </w:r>
-      <w:r>
-        <w:rPr>
-          <w:sz w:val="28"/>
-          <w:szCs w:val="28"/>
-          <w:lang w:eastAsia="en-US"/>
-        </w:rPr>
-        <w:t xml:space="preserve"> </w:t>
+        <w:t xml:space="preserve">Динамика сторонних транспортных средств задается вероятностными правилами: на каждом шаге в точках генерации (3) с малой вероятностью (например, 0,02) может появиться новый автомобиль. Для каждого ТС генерируется время жизни от 15 до 150 шагов. Движение машин подчиняется правилу инерции (70%-я вероятность продолжить движение в прежнем направлении), выбору на развилках и выходу из тупиков. Если агент попадает в клетку, занятую автомобилем, происходит авария. </w:t>
       </w:r>
       <w:r>
         <w:rPr>
@@ -2067,18 +2003,7 @@
           <w:szCs w:val="28"/>
         </w:rPr>
         <w:lastRenderedPageBreak/>
-        <w:t xml:space="preserve">2 </w:t>
-      </w:r>
-      <w:r>
-        <w:rPr>
-          <w:rFonts w:ascii="Times New Roman" w:hAnsi="Times New Roman" w:cs="Times New Roman"/>
-          <w:b/>
-          <w:bCs/>
-          <w:color w:val="auto"/>
-          <w:sz w:val="28"/>
-          <w:szCs w:val="28"/>
-        </w:rPr>
-        <w:t>Стратегии навигации агента</w:t>
+        <w:t>2 Стратегии навигации агента</w:t>
       </w:r>
       <w:bookmarkEnd w:id="5"/>
     </w:p>
@@ -2122,7 +2047,7 @@
           <w:szCs w:val="28"/>
           <w:lang w:eastAsia="en-US"/>
         </w:rPr>
-        <w:t>BFS (Поиск в ширину / Базовая)</w:t>
+        <w:t>BFS (Поиск в ширину / Базовая) (</w:t>
       </w:r>
       <w:r>
         <w:rPr>
@@ -2132,7 +2057,7 @@
           <w:szCs w:val="28"/>
           <w:lang w:eastAsia="en-US"/>
         </w:rPr>
-        <w:t xml:space="preserve"> (</w:t>
+        <w:t>Рисунок 1</w:t>
       </w:r>
       <w:r>
         <w:rPr>
@@ -2142,7 +2067,7 @@
           <w:szCs w:val="28"/>
           <w:lang w:eastAsia="en-US"/>
         </w:rPr>
-        <w:t>Рисунок 1</w:t>
+        <w:t xml:space="preserve"> - </w:t>
       </w:r>
       <w:r>
         <w:rPr>
@@ -2150,9 +2075,9 @@
           <w:bCs/>
           <w:sz w:val="28"/>
           <w:szCs w:val="28"/>
-          <w:lang w:eastAsia="en-US"/>
-        </w:rPr>
-        <w:t xml:space="preserve"> - </w:t>
+          <w:lang w:val="en-US" w:eastAsia="en-US"/>
+        </w:rPr>
+        <w:t>a</w:t>
       </w:r>
       <w:r>
         <w:rPr>
@@ -2160,29 +2085,9 @@
           <w:bCs/>
           <w:sz w:val="28"/>
           <w:szCs w:val="28"/>
-          <w:lang w:val="en-US" w:eastAsia="en-US"/>
-        </w:rPr>
-        <w:t>a</w:t>
-      </w:r>
-      <w:r>
-        <w:rPr>
-          <w:b/>
-          <w:bCs/>
-          <w:sz w:val="28"/>
-          <w:szCs w:val="28"/>
-          <w:lang w:eastAsia="en-US"/>
-        </w:rPr>
-        <w:t>)</w:t>
-      </w:r>
-      <w:r>
-        <w:rPr>
-          <w:b/>
-          <w:bCs/>
-          <w:sz w:val="28"/>
-          <w:szCs w:val="28"/>
-          <w:lang w:eastAsia="en-US"/>
-        </w:rPr>
-        <w:t>:</w:t>
+          <w:lang w:eastAsia="en-US"/>
+        </w:rPr>
+        <w:t>):</w:t>
       </w:r>
       <w:r>
         <w:rPr>
@@ -2331,17 +2236,7 @@
           <w:szCs w:val="28"/>
           <w:lang w:eastAsia="en-US"/>
         </w:rPr>
-        <w:t xml:space="preserve">Рисунок </w:t>
-      </w:r>
-      <w:r>
-        <w:rPr>
-          <w:b/>
-          <w:bCs/>
-          <w:sz w:val="28"/>
-          <w:szCs w:val="28"/>
-          <w:lang w:eastAsia="en-US"/>
-        </w:rPr>
-        <w:t>1</w:t>
+        <w:t>Рисунок 1</w:t>
       </w:r>
       <w:r>
         <w:rPr>
@@ -2492,33 +2387,15 @@
           <w:szCs w:val="28"/>
           <w:lang w:eastAsia="en-US"/>
         </w:rPr>
-        <w:t xml:space="preserve"> Жадный поиск по первому наилучшему совпадению (</w:t>
-      </w:r>
-      <w:proofErr w:type="spellStart"/>
-      <w:r>
-        <w:rPr>
-          <w:sz w:val="28"/>
-          <w:szCs w:val="28"/>
-          <w:lang w:eastAsia="en-US"/>
-        </w:rPr>
-        <w:t>Greedy</w:t>
-      </w:r>
-      <w:proofErr w:type="spellEnd"/>
-      <w:r>
-        <w:rPr>
-          <w:sz w:val="28"/>
-          <w:szCs w:val="28"/>
-          <w:lang w:eastAsia="en-US"/>
-        </w:rPr>
-        <w:t xml:space="preserve"> Best-First Search)</w:t>
-      </w:r>
-      <w:r>
-        <w:rPr>
-          <w:sz w:val="28"/>
-          <w:szCs w:val="28"/>
-          <w:lang w:eastAsia="en-US"/>
-        </w:rPr>
-        <w:t xml:space="preserve"> через</w:t>
+        <w:t xml:space="preserve"> Жадный поиск по первому наилучшему совпадению </w:t>
+      </w:r>
+      <w:r>
+        <w:rPr>
+          <w:sz w:val="28"/>
+          <w:szCs w:val="28"/>
+          <w:lang w:eastAsia="en-US"/>
+        </w:rPr>
+        <w:t>через</w:t>
       </w:r>
       <w:r>
         <w:rPr>
@@ -2596,6 +2473,7 @@
             </w:pPr>
             <w:r>
               <w:rPr>
+                <w:noProof/>
                 <w:sz w:val="28"/>
                 <w:szCs w:val="28"/>
                 <w:lang w:eastAsia="en-US"/>
@@ -2674,6 +2552,7 @@
             </w:pPr>
             <w:r>
               <w:rPr>
+                <w:noProof/>
                 <w:sz w:val="28"/>
                 <w:szCs w:val="28"/>
                 <w:lang w:eastAsia="en-US"/>
@@ -2752,6 +2631,7 @@
             </w:pPr>
             <w:r>
               <w:rPr>
+                <w:noProof/>
                 <w:sz w:val="28"/>
                 <w:szCs w:val="28"/>
                 <w:lang w:eastAsia="en-US"/>
@@ -3275,61 +3155,367 @@
     </w:p>
     <w:p>
       <w:pPr>
-        <w:rPr>
-          <w:lang w:eastAsia="en-US"/>
-        </w:rPr>
-      </w:pPr>
-    </w:p>
-    <w:p>
-      <w:pPr>
         <w:spacing w:line="360" w:lineRule="auto"/>
-        <w:rPr>
-          <w:sz w:val="28"/>
-          <w:szCs w:val="28"/>
-          <w:lang w:eastAsia="en-US"/>
-        </w:rPr>
-      </w:pPr>
-      <w:r>
-        <w:rPr>
-          <w:sz w:val="28"/>
-          <w:szCs w:val="28"/>
-          <w:lang w:eastAsia="en-US"/>
-        </w:rPr>
-        <w:drawing>
-          <wp:inline distT="0" distB="0" distL="0" distR="0" wp14:anchorId="5771C4CA" wp14:editId="4A1E74C6">
-            <wp:extent cx="5940425" cy="1967865"/>
-            <wp:effectExtent l="0" t="0" r="3175" b="0"/>
-            <wp:docPr id="1253955691" name="Рисунок 1"/>
-            <wp:cNvGraphicFramePr>
-              <a:graphicFrameLocks xmlns:a="http://schemas.openxmlformats.org/drawingml/2006/main" noChangeAspect="1"/>
-            </wp:cNvGraphicFramePr>
-            <a:graphic xmlns:a="http://schemas.openxmlformats.org/drawingml/2006/main">
-              <a:graphicData uri="http://schemas.openxmlformats.org/drawingml/2006/picture">
-                <pic:pic xmlns:pic="http://schemas.openxmlformats.org/drawingml/2006/picture">
-                  <pic:nvPicPr>
-                    <pic:cNvPr id="1253955691" name=""/>
-                    <pic:cNvPicPr/>
-                  </pic:nvPicPr>
-                  <pic:blipFill>
-                    <a:blip r:embed="rId11"/>
-                    <a:stretch>
-                      <a:fillRect/>
-                    </a:stretch>
-                  </pic:blipFill>
-                  <pic:spPr>
-                    <a:xfrm>
-                      <a:off x="0" y="0"/>
-                      <a:ext cx="5940425" cy="1967865"/>
-                    </a:xfrm>
-                    <a:prstGeom prst="rect">
-                      <a:avLst/>
-                    </a:prstGeom>
-                  </pic:spPr>
-                </pic:pic>
-              </a:graphicData>
-            </a:graphic>
-          </wp:inline>
-        </w:drawing>
+        <w:ind w:left="709" w:firstLine="0"/>
+        <w:rPr>
+          <w:sz w:val="28"/>
+          <w:szCs w:val="28"/>
+          <w:lang w:eastAsia="en-US"/>
+        </w:rPr>
+      </w:pPr>
+      <w:r>
+        <w:rPr>
+          <w:sz w:val="28"/>
+          <w:szCs w:val="28"/>
+          <w:lang w:eastAsia="en-US"/>
+        </w:rPr>
+        <w:t>Собраны статистические данные по:</w:t>
+      </w:r>
+    </w:p>
+    <w:p>
+      <w:pPr>
+        <w:pStyle w:val="a7"/>
+        <w:numPr>
+          <w:ilvl w:val="0"/>
+          <w:numId w:val="9"/>
+        </w:numPr>
+        <w:spacing w:line="360" w:lineRule="auto"/>
+        <w:rPr>
+          <w:rFonts w:ascii="Times New Roman" w:hAnsi="Times New Roman" w:cs="Times New Roman"/>
+          <w:sz w:val="28"/>
+          <w:szCs w:val="28"/>
+        </w:rPr>
+      </w:pPr>
+      <w:r>
+        <w:rPr>
+          <w:rFonts w:ascii="Times New Roman" w:hAnsi="Times New Roman" w:cs="Times New Roman"/>
+          <w:sz w:val="28"/>
+          <w:szCs w:val="28"/>
+        </w:rPr>
+        <w:t>Распределению числа шагов до успеха (Рисунок 1)</w:t>
+      </w:r>
+    </w:p>
+    <w:p>
+      <w:pPr>
+        <w:pStyle w:val="a7"/>
+        <w:numPr>
+          <w:ilvl w:val="0"/>
+          <w:numId w:val="9"/>
+        </w:numPr>
+        <w:spacing w:line="360" w:lineRule="auto"/>
+        <w:rPr>
+          <w:rFonts w:ascii="Times New Roman" w:hAnsi="Times New Roman" w:cs="Times New Roman"/>
+          <w:sz w:val="28"/>
+          <w:szCs w:val="28"/>
+        </w:rPr>
+      </w:pPr>
+      <w:r>
+        <w:rPr>
+          <w:rFonts w:ascii="Times New Roman" w:hAnsi="Times New Roman" w:cs="Times New Roman"/>
+          <w:sz w:val="28"/>
+          <w:szCs w:val="28"/>
+        </w:rPr>
+        <w:t>Распределение среднего числа шагов (Рисунок 2)</w:t>
+      </w:r>
+    </w:p>
+    <w:tbl>
+      <w:tblPr>
+        <w:tblStyle w:val="af0"/>
+        <w:tblW w:w="0" w:type="auto"/>
+        <w:tblInd w:w="-5" w:type="dxa"/>
+        <w:tblBorders>
+          <w:top w:val="none" w:sz="0" w:space="0" w:color="auto"/>
+          <w:left w:val="none" w:sz="0" w:space="0" w:color="auto"/>
+          <w:bottom w:val="none" w:sz="0" w:space="0" w:color="auto"/>
+          <w:right w:val="none" w:sz="0" w:space="0" w:color="auto"/>
+          <w:insideH w:val="none" w:sz="0" w:space="0" w:color="auto"/>
+          <w:insideV w:val="none" w:sz="0" w:space="0" w:color="auto"/>
+        </w:tblBorders>
+        <w:tblLook w:val="04A0" w:firstRow="1" w:lastRow="0" w:firstColumn="1" w:lastColumn="0" w:noHBand="0" w:noVBand="1"/>
+      </w:tblPr>
+      <w:tblGrid>
+        <w:gridCol w:w="9360"/>
+      </w:tblGrid>
+      <w:tr>
+        <w:tc>
+          <w:tcPr>
+            <w:tcW w:w="9360" w:type="dxa"/>
+          </w:tcPr>
+          <w:p>
+            <w:pPr>
+              <w:pStyle w:val="a7"/>
+              <w:spacing w:line="360" w:lineRule="auto"/>
+              <w:ind w:left="0"/>
+              <w:jc w:val="center"/>
+              <w:rPr>
+                <w:rFonts w:ascii="Times New Roman" w:hAnsi="Times New Roman" w:cs="Times New Roman"/>
+                <w:sz w:val="28"/>
+                <w:szCs w:val="28"/>
+              </w:rPr>
+            </w:pPr>
+            <w:r>
+              <w:rPr>
+                <w:noProof/>
+                <w:sz w:val="28"/>
+                <w:szCs w:val="28"/>
+              </w:rPr>
+              <w:drawing>
+                <wp:inline distT="0" distB="0" distL="0" distR="0" wp14:anchorId="6769F119" wp14:editId="34E40C42">
+                  <wp:extent cx="5894418" cy="1952625"/>
+                  <wp:effectExtent l="0" t="0" r="0" b="0"/>
+                  <wp:docPr id="1253955691" name="Рисунок 1"/>
+                  <wp:cNvGraphicFramePr>
+                    <a:graphicFrameLocks xmlns:a="http://schemas.openxmlformats.org/drawingml/2006/main" noChangeAspect="1"/>
+                  </wp:cNvGraphicFramePr>
+                  <a:graphic xmlns:a="http://schemas.openxmlformats.org/drawingml/2006/main">
+                    <a:graphicData uri="http://schemas.openxmlformats.org/drawingml/2006/picture">
+                      <pic:pic xmlns:pic="http://schemas.openxmlformats.org/drawingml/2006/picture">
+                        <pic:nvPicPr>
+                          <pic:cNvPr id="1253955691" name=""/>
+                          <pic:cNvPicPr/>
+                        </pic:nvPicPr>
+                        <pic:blipFill>
+                          <a:blip r:embed="rId11"/>
+                          <a:stretch>
+                            <a:fillRect/>
+                          </a:stretch>
+                        </pic:blipFill>
+                        <pic:spPr>
+                          <a:xfrm>
+                            <a:off x="0" y="0"/>
+                            <a:ext cx="5939303" cy="1967494"/>
+                          </a:xfrm>
+                          <a:prstGeom prst="rect">
+                            <a:avLst/>
+                          </a:prstGeom>
+                        </pic:spPr>
+                      </pic:pic>
+                    </a:graphicData>
+                  </a:graphic>
+                </wp:inline>
+              </w:drawing>
+            </w:r>
+          </w:p>
+        </w:tc>
+      </w:tr>
+      <w:tr>
+        <w:tc>
+          <w:tcPr>
+            <w:tcW w:w="9360" w:type="dxa"/>
+          </w:tcPr>
+          <w:p>
+            <w:pPr>
+              <w:pStyle w:val="a7"/>
+              <w:spacing w:line="360" w:lineRule="auto"/>
+              <w:ind w:left="0"/>
+              <w:jc w:val="center"/>
+              <w:rPr>
+                <w:rFonts w:ascii="Times New Roman" w:hAnsi="Times New Roman" w:cs="Times New Roman"/>
+                <w:sz w:val="28"/>
+                <w:szCs w:val="28"/>
+              </w:rPr>
+            </w:pPr>
+            <w:r>
+              <w:rPr>
+                <w:rFonts w:ascii="Times New Roman" w:hAnsi="Times New Roman" w:cs="Times New Roman"/>
+                <w:sz w:val="28"/>
+                <w:szCs w:val="28"/>
+              </w:rPr>
+              <w:t>Рисунок 1 – Распределение числа шагов до успеха</w:t>
+            </w:r>
+          </w:p>
+        </w:tc>
+      </w:tr>
+      <w:tr>
+        <w:tblPrEx>
+          <w:tblBorders>
+            <w:top w:val="single" w:sz="4" w:space="0" w:color="auto"/>
+            <w:left w:val="single" w:sz="4" w:space="0" w:color="auto"/>
+            <w:bottom w:val="single" w:sz="4" w:space="0" w:color="auto"/>
+            <w:right w:val="single" w:sz="4" w:space="0" w:color="auto"/>
+            <w:insideH w:val="single" w:sz="4" w:space="0" w:color="auto"/>
+            <w:insideV w:val="single" w:sz="4" w:space="0" w:color="auto"/>
+          </w:tblBorders>
+        </w:tblPrEx>
+        <w:tc>
+          <w:tcPr>
+            <w:tcW w:w="9360" w:type="dxa"/>
+            <w:tcBorders>
+              <w:top w:val="nil"/>
+              <w:left w:val="nil"/>
+              <w:bottom w:val="nil"/>
+              <w:right w:val="nil"/>
+            </w:tcBorders>
+          </w:tcPr>
+          <w:p>
+            <w:pPr>
+              <w:pStyle w:val="a7"/>
+              <w:spacing w:line="360" w:lineRule="auto"/>
+              <w:ind w:left="0"/>
+              <w:jc w:val="center"/>
+              <w:rPr>
+                <w:rFonts w:ascii="Times New Roman" w:hAnsi="Times New Roman" w:cs="Times New Roman"/>
+                <w:sz w:val="28"/>
+                <w:szCs w:val="28"/>
+              </w:rPr>
+            </w:pPr>
+            <w:r>
+              <w:rPr>
+                <w:noProof/>
+                <w:sz w:val="28"/>
+                <w:szCs w:val="28"/>
+              </w:rPr>
+              <w:lastRenderedPageBreak/>
+              <w:drawing>
+                <wp:inline distT="0" distB="0" distL="0" distR="0" wp14:anchorId="50F6F80E" wp14:editId="22972C01">
+                  <wp:extent cx="5848710" cy="1617382"/>
+                  <wp:effectExtent l="0" t="0" r="0" b="1905"/>
+                  <wp:docPr id="69690883" name="Рисунок 1"/>
+                  <wp:cNvGraphicFramePr>
+                    <a:graphicFrameLocks xmlns:a="http://schemas.openxmlformats.org/drawingml/2006/main" noChangeAspect="1"/>
+                  </wp:cNvGraphicFramePr>
+                  <a:graphic xmlns:a="http://schemas.openxmlformats.org/drawingml/2006/main">
+                    <a:graphicData uri="http://schemas.openxmlformats.org/drawingml/2006/picture">
+                      <pic:pic xmlns:pic="http://schemas.openxmlformats.org/drawingml/2006/picture">
+                        <pic:nvPicPr>
+                          <pic:cNvPr id="69690883" name=""/>
+                          <pic:cNvPicPr/>
+                        </pic:nvPicPr>
+                        <pic:blipFill>
+                          <a:blip r:embed="rId12"/>
+                          <a:stretch>
+                            <a:fillRect/>
+                          </a:stretch>
+                        </pic:blipFill>
+                        <pic:spPr>
+                          <a:xfrm>
+                            <a:off x="0" y="0"/>
+                            <a:ext cx="5868257" cy="1622788"/>
+                          </a:xfrm>
+                          <a:prstGeom prst="rect">
+                            <a:avLst/>
+                          </a:prstGeom>
+                        </pic:spPr>
+                      </pic:pic>
+                    </a:graphicData>
+                  </a:graphic>
+                </wp:inline>
+              </w:drawing>
+            </w:r>
+          </w:p>
+        </w:tc>
+      </w:tr>
+      <w:tr>
+        <w:tblPrEx>
+          <w:tblBorders>
+            <w:top w:val="single" w:sz="4" w:space="0" w:color="auto"/>
+            <w:left w:val="single" w:sz="4" w:space="0" w:color="auto"/>
+            <w:bottom w:val="single" w:sz="4" w:space="0" w:color="auto"/>
+            <w:right w:val="single" w:sz="4" w:space="0" w:color="auto"/>
+            <w:insideH w:val="single" w:sz="4" w:space="0" w:color="auto"/>
+            <w:insideV w:val="single" w:sz="4" w:space="0" w:color="auto"/>
+          </w:tblBorders>
+        </w:tblPrEx>
+        <w:tc>
+          <w:tcPr>
+            <w:tcW w:w="9360" w:type="dxa"/>
+            <w:tcBorders>
+              <w:top w:val="nil"/>
+              <w:left w:val="nil"/>
+              <w:bottom w:val="nil"/>
+              <w:right w:val="nil"/>
+            </w:tcBorders>
+          </w:tcPr>
+          <w:p>
+            <w:pPr>
+              <w:pStyle w:val="a7"/>
+              <w:spacing w:line="360" w:lineRule="auto"/>
+              <w:ind w:left="0"/>
+              <w:jc w:val="center"/>
+              <w:rPr>
+                <w:rFonts w:ascii="Times New Roman" w:hAnsi="Times New Roman" w:cs="Times New Roman"/>
+                <w:sz w:val="28"/>
+                <w:szCs w:val="28"/>
+              </w:rPr>
+            </w:pPr>
+            <w:r>
+              <w:rPr>
+                <w:rFonts w:ascii="Times New Roman" w:hAnsi="Times New Roman" w:cs="Times New Roman"/>
+                <w:sz w:val="28"/>
+                <w:szCs w:val="28"/>
+              </w:rPr>
+              <w:t xml:space="preserve">Рисунок </w:t>
+            </w:r>
+            <w:r>
+              <w:rPr>
+                <w:rFonts w:ascii="Times New Roman" w:hAnsi="Times New Roman" w:cs="Times New Roman"/>
+                <w:sz w:val="28"/>
+                <w:szCs w:val="28"/>
+              </w:rPr>
+              <w:t>2</w:t>
+            </w:r>
+            <w:r>
+              <w:rPr>
+                <w:rFonts w:ascii="Times New Roman" w:hAnsi="Times New Roman" w:cs="Times New Roman"/>
+                <w:sz w:val="28"/>
+                <w:szCs w:val="28"/>
+              </w:rPr>
+              <w:t xml:space="preserve"> – </w:t>
+            </w:r>
+            <w:r>
+              <w:rPr>
+                <w:rFonts w:ascii="Times New Roman" w:hAnsi="Times New Roman" w:cs="Times New Roman"/>
+                <w:sz w:val="28"/>
+                <w:szCs w:val="28"/>
+              </w:rPr>
+              <w:t>Р</w:t>
+            </w:r>
+            <w:r>
+              <w:rPr>
+                <w:rFonts w:ascii="Times New Roman" w:hAnsi="Times New Roman" w:cs="Times New Roman"/>
+                <w:sz w:val="28"/>
+                <w:szCs w:val="28"/>
+              </w:rPr>
+              <w:t>аспределение</w:t>
+            </w:r>
+            <w:r>
+              <w:rPr>
+                <w:rFonts w:ascii="Times New Roman" w:hAnsi="Times New Roman" w:cs="Times New Roman"/>
+                <w:sz w:val="28"/>
+                <w:szCs w:val="28"/>
+              </w:rPr>
+              <w:t xml:space="preserve"> среднего</w:t>
+            </w:r>
+            <w:r>
+              <w:rPr>
+                <w:rFonts w:ascii="Times New Roman" w:hAnsi="Times New Roman" w:cs="Times New Roman"/>
+                <w:sz w:val="28"/>
+                <w:szCs w:val="28"/>
+              </w:rPr>
+              <w:t xml:space="preserve"> числа шагов</w:t>
+            </w:r>
+          </w:p>
+        </w:tc>
+      </w:tr>
+    </w:tbl>
+    <w:p>
+      <w:pPr>
+        <w:pStyle w:val="a7"/>
+        <w:spacing w:line="360" w:lineRule="auto"/>
+        <w:ind w:left="0" w:firstLine="709"/>
+        <w:rPr>
+          <w:rFonts w:ascii="Times New Roman" w:hAnsi="Times New Roman" w:cs="Times New Roman"/>
+          <w:sz w:val="28"/>
+          <w:szCs w:val="28"/>
+        </w:rPr>
+      </w:pPr>
+      <w:r>
+        <w:rPr>
+          <w:rFonts w:ascii="Times New Roman" w:hAnsi="Times New Roman" w:cs="Times New Roman"/>
+          <w:sz w:val="28"/>
+          <w:szCs w:val="28"/>
+        </w:rPr>
+        <w:t>На них видно, что лучше всего себя показали классическая и осторожная стратегии, ввиду того что они учитывали другие автомобили, как препятствии и старались их избегать. Но для реальной стохастической среды лучше всего показала себя осторожная стратегия. Из полученных данных можно с уверенностью сказать, что в подборе стратегии достижения цели агента необходимо учитывать такие параметры, как безопасность и скорость, и далее их варьировать.</w:t>
       </w:r>
     </w:p>
     <w:p>
@@ -3485,7 +3671,7 @@
           <w:szCs w:val="28"/>
           <w:lang w:eastAsia="en-US"/>
         </w:rPr>
-        <w:t>жадная</w:t>
+        <w:t>классическая</w:t>
       </w:r>
       <w:r>
         <w:rPr>
@@ -3664,7 +3850,7 @@
       </w:r>
     </w:p>
     <w:sectPr>
-      <w:footerReference w:type="default" r:id="rId12"/>
+      <w:footerReference w:type="default" r:id="rId13"/>
       <w:pgSz w:w="11906" w:h="16838"/>
       <w:pgMar w:top="1134" w:right="850" w:bottom="1134" w:left="1701" w:header="709" w:footer="709" w:gutter="0"/>
       <w:pgNumType w:chapStyle="1"/>
@@ -4186,6 +4372,95 @@
     </w:lvl>
   </w:abstractNum>
   <w:abstractNum w:abstractNumId="4" w15:restartNumberingAfterBreak="0">
+    <w:nsid w:val="362438F5"/>
+    <w:multiLevelType w:val="hybridMultilevel"/>
+    <w:tmpl w:val="2392DA0A"/>
+    <w:lvl w:ilvl="0" w:tplc="76CCEFF4">
+      <w:start w:val="1"/>
+      <w:numFmt w:val="decimal"/>
+      <w:lvlText w:val="%1)"/>
+      <w:lvlJc w:val="left"/>
+      <w:pPr>
+        <w:ind w:left="1069" w:hanging="360"/>
+      </w:pPr>
+      <w:rPr>
+        <w:rFonts w:hint="default"/>
+      </w:rPr>
+    </w:lvl>
+    <w:lvl w:ilvl="1" w:tplc="04190019" w:tentative="1">
+      <w:start w:val="1"/>
+      <w:numFmt w:val="lowerLetter"/>
+      <w:lvlText w:val="%2."/>
+      <w:lvlJc w:val="left"/>
+      <w:pPr>
+        <w:ind w:left="1789" w:hanging="360"/>
+      </w:pPr>
+    </w:lvl>
+    <w:lvl w:ilvl="2" w:tplc="0419001B" w:tentative="1">
+      <w:start w:val="1"/>
+      <w:numFmt w:val="lowerRoman"/>
+      <w:lvlText w:val="%3."/>
+      <w:lvlJc w:val="right"/>
+      <w:pPr>
+        <w:ind w:left="2509" w:hanging="180"/>
+      </w:pPr>
+    </w:lvl>
+    <w:lvl w:ilvl="3" w:tplc="0419000F" w:tentative="1">
+      <w:start w:val="1"/>
+      <w:numFmt w:val="decimal"/>
+      <w:lvlText w:val="%4."/>
+      <w:lvlJc w:val="left"/>
+      <w:pPr>
+        <w:ind w:left="3229" w:hanging="360"/>
+      </w:pPr>
+    </w:lvl>
+    <w:lvl w:ilvl="4" w:tplc="04190019" w:tentative="1">
+      <w:start w:val="1"/>
+      <w:numFmt w:val="lowerLetter"/>
+      <w:lvlText w:val="%5."/>
+      <w:lvlJc w:val="left"/>
+      <w:pPr>
+        <w:ind w:left="3949" w:hanging="360"/>
+      </w:pPr>
+    </w:lvl>
+    <w:lvl w:ilvl="5" w:tplc="0419001B" w:tentative="1">
+      <w:start w:val="1"/>
+      <w:numFmt w:val="lowerRoman"/>
+      <w:lvlText w:val="%6."/>
+      <w:lvlJc w:val="right"/>
+      <w:pPr>
+        <w:ind w:left="4669" w:hanging="180"/>
+      </w:pPr>
+    </w:lvl>
+    <w:lvl w:ilvl="6" w:tplc="0419000F" w:tentative="1">
+      <w:start w:val="1"/>
+      <w:numFmt w:val="decimal"/>
+      <w:lvlText w:val="%7."/>
+      <w:lvlJc w:val="left"/>
+      <w:pPr>
+        <w:ind w:left="5389" w:hanging="360"/>
+      </w:pPr>
+    </w:lvl>
+    <w:lvl w:ilvl="7" w:tplc="04190019" w:tentative="1">
+      <w:start w:val="1"/>
+      <w:numFmt w:val="lowerLetter"/>
+      <w:lvlText w:val="%8."/>
+      <w:lvlJc w:val="left"/>
+      <w:pPr>
+        <w:ind w:left="6109" w:hanging="360"/>
+      </w:pPr>
+    </w:lvl>
+    <w:lvl w:ilvl="8" w:tplc="0419001B" w:tentative="1">
+      <w:start w:val="1"/>
+      <w:numFmt w:val="lowerRoman"/>
+      <w:lvlText w:val="%9."/>
+      <w:lvlJc w:val="right"/>
+      <w:pPr>
+        <w:ind w:left="6829" w:hanging="180"/>
+      </w:pPr>
+    </w:lvl>
+  </w:abstractNum>
+  <w:abstractNum w:abstractNumId="5" w15:restartNumberingAfterBreak="0">
     <w:nsid w:val="3AAC2017"/>
     <w:multiLevelType w:val="hybridMultilevel"/>
     <w:tmpl w:val="41F26B6A"/>
@@ -4274,7 +4549,7 @@
       </w:pPr>
     </w:lvl>
   </w:abstractNum>
-  <w:abstractNum w:abstractNumId="5" w15:restartNumberingAfterBreak="0">
+  <w:abstractNum w:abstractNumId="6" w15:restartNumberingAfterBreak="0">
     <w:nsid w:val="4143669E"/>
     <w:multiLevelType w:val="hybridMultilevel"/>
     <w:tmpl w:val="19ECF2D8"/>
@@ -4363,7 +4638,7 @@
       </w:pPr>
     </w:lvl>
   </w:abstractNum>
-  <w:abstractNum w:abstractNumId="6" w15:restartNumberingAfterBreak="0">
+  <w:abstractNum w:abstractNumId="7" w15:restartNumberingAfterBreak="0">
     <w:nsid w:val="48645AE3"/>
     <w:multiLevelType w:val="hybridMultilevel"/>
     <w:tmpl w:val="867CC63A"/>
@@ -4452,7 +4727,7 @@
       </w:pPr>
     </w:lvl>
   </w:abstractNum>
-  <w:abstractNum w:abstractNumId="7" w15:restartNumberingAfterBreak="0">
+  <w:abstractNum w:abstractNumId="8" w15:restartNumberingAfterBreak="0">
     <w:nsid w:val="675202DF"/>
     <w:multiLevelType w:val="multilevel"/>
     <w:tmpl w:val="90860B40"/>
@@ -4602,28 +4877,31 @@
     </w:lvl>
   </w:abstractNum>
   <w:num w:numId="1" w16cid:durableId="559555817">
-    <w:abstractNumId w:val="6"/>
+    <w:abstractNumId w:val="7"/>
   </w:num>
   <w:num w:numId="2" w16cid:durableId="784082210">
     <w:abstractNumId w:val="0"/>
   </w:num>
   <w:num w:numId="3" w16cid:durableId="1769696399">
-    <w:abstractNumId w:val="4"/>
+    <w:abstractNumId w:val="5"/>
   </w:num>
   <w:num w:numId="4" w16cid:durableId="1968007999">
     <w:abstractNumId w:val="1"/>
   </w:num>
   <w:num w:numId="5" w16cid:durableId="190076432">
-    <w:abstractNumId w:val="7"/>
+    <w:abstractNumId w:val="8"/>
   </w:num>
   <w:num w:numId="6" w16cid:durableId="10226902">
-    <w:abstractNumId w:val="5"/>
+    <w:abstractNumId w:val="6"/>
   </w:num>
   <w:num w:numId="7" w16cid:durableId="2105490691">
     <w:abstractNumId w:val="2"/>
   </w:num>
   <w:num w:numId="8" w16cid:durableId="771900503">
     <w:abstractNumId w:val="3"/>
+  </w:num>
+  <w:num w:numId="9" w16cid:durableId="758451168">
+    <w:abstractNumId w:val="4"/>
   </w:num>
 </w:numbering>
 </file>
@@ -5297,6 +5575,7 @@
   <w:style w:type="character" w:default="1" w:styleId="a0">
     <w:name w:val="Default Paragraph Font"/>
     <w:uiPriority w:val="1"/>
+    <w:semiHidden/>
     <w:unhideWhenUsed/>
   </w:style>
   <w:style w:type="table" w:default="1" w:styleId="a1">
